--- a/spa/docx/55.content.docx
+++ b/spa/docx/55.content.docx
@@ -28,22 +28,6 @@
       </w:r>
     </w:p>
     <w:p>
-      <w:pPr>
-        <w:pStyle w:val="Heading2"/>
-      </w:pPr>
-      <w:r>
-        <w:rPr>
-          <w:lang w:val="es_ES" w:bidi="es_ES"/>
-        </w:rPr>
-        <w:t>License Information</w:t>
-      </w:r>
-      <w:r>
-        <w:rPr>
-          <w:lang w:val="es_ES" w:bidi="es_ES"/>
-        </w:rPr>
-      </w:r>
-    </w:p>
-    <w:p>
       <w:pPr/>
       <w:r>
         <w:rPr>
@@ -61,13 +45,7 @@
         <w:rPr>
           <w:lang w:val="es_ES" w:bidi="es_ES"/>
         </w:rPr>
-        <w:t xml:space="preserve"> (Spanish) is based on</w:t>
-      </w:r>
-      <w:r>
-        <w:rPr>
-          <w:lang w:val="es_ES" w:bidi="es_ES"/>
-        </w:rPr>
-        <w:t xml:space="preserve">: </w:t>
+        <w:t xml:space="preserve"> (Spanish) is based on: </w:t>
       </w:r>
       <w:r>
         <w:rPr>
@@ -188,19 +166,6 @@
       <w:pPr>
         <w:pStyle w:val="Heading2"/>
       </w:pPr>
-      <w:r>
-        <w:rPr>
-          <w:lang w:val="es_ES" w:bidi="es_ES"/>
-        </w:rPr>
-      </w:r>
-    </w:p>
-    <w:p>
-      <w:pPr/>
-      <w:r>
-        <w:rPr>
-          <w:lang w:val="es_ES" w:bidi="es_ES"/>
-        </w:rPr>
-      </w:r>
       <w:r>
         <w:rPr>
           <w:lang w:val="es_ES" w:bidi="es_ES"/>

--- a/spa/docx/55.content.docx
+++ b/spa/docx/55.content.docx
@@ -45,19 +45,7 @@
         <w:rPr>
           <w:lang w:val="es_ES" w:bidi="es_ES"/>
         </w:rPr>
-        <w:t xml:space="preserve"> (Spanish) is based on: </w:t>
-      </w:r>
-      <w:r>
-        <w:rPr>
-          <w:lang w:val="es_ES" w:bidi="es_ES"/>
-        </w:rPr>
-        <w:t>Reina Valera 1909</w:t>
-      </w:r>
-      <w:r>
-        <w:rPr>
-          <w:lang w:val="es_ES" w:bidi="es_ES"/>
-        </w:rPr>
-        <w:t xml:space="preserve">, </w:t>
+        <w:t xml:space="preserve"> © 1909 </w:t>
       </w:r>
       <w:hyperlink r:id="rId13">
         <w:r>
@@ -75,9 +63,9 @@
         <w:rPr>
           <w:lang w:val="es_ES" w:bidi="es_ES"/>
         </w:rPr>
-        <w:t xml:space="preserve">, None, which is licensed under a </w:t>
-      </w:r>
-      <w:hyperlink r:id="rId14">
+        <w:t xml:space="preserve">, licensed under a </w:t>
+      </w:r>
+      <w:hyperlink r:id="rId13">
         <w:r>
           <w:rPr>
             <w:lang w:val="es_ES" w:bidi="es_ES"/>
@@ -94,25 +82,6 @@
           <w:lang w:val="es_ES" w:bidi="es_ES"/>
         </w:rPr>
         <w:t>.</w:t>
-      </w:r>
-      <w:r>
-        <w:rPr>
-          <w:lang w:val="es_ES" w:bidi="es_ES"/>
-        </w:rPr>
-      </w:r>
-    </w:p>
-    <w:p>
-      <w:pPr/>
-      <w:r>
-        <w:rPr>
-          <w:lang w:val="es_ES" w:bidi="es_ES"/>
-        </w:rPr>
-      </w:r>
-      <w:r>
-        <w:rPr>
-          <w:lang w:val="es_ES" w:bidi="es_ES"/>
-        </w:rPr>
-        <w:t>This PDF version is provided under the same license.</w:t>
       </w:r>
       <w:r>
         <w:rPr>
@@ -212,14 +181,6 @@
       </w:pPr>
     </w:p>
     <w:p>
-      <w:pPr/>
-      <w:r>
-        <w:rPr>
-          <w:lang w:val="es_ES" w:bidi="es_ES"/>
-        </w:rPr>
-      </w:r>
-    </w:p>
-    <w:p>
       <w:pPr>
         <w:pStyle w:val="Heading2"/>
       </w:pPr>
@@ -227,7 +188,7 @@
         <w:rPr>
           <w:lang w:val="es_ES" w:bidi="es_ES"/>
         </w:rPr>
-        <w:t>2 Timothy 1:1</w:t>
+        <w:t>2 Timoteo 1:1</w:t>
       </w:r>
       <w:r>
         <w:rPr>
@@ -255,24 +216,6 @@
         </w:rPr>
         <w:t xml:space="preserve"> PABLO, apóstol de Jesucristo por la voluntad de Dios, según la promesa de la vida que es en Cristo Jesús,</w:t>
       </w:r>
-      <w:r>
-        <w:rPr>
-          <w:lang w:val="es_ES" w:bidi="es_ES"/>
-        </w:rPr>
-      </w:r>
-      <w:r>
-        <w:rPr>
-          <w:lang w:val="es_ES" w:bidi="es_ES"/>
-        </w:rPr>
-      </w:r>
-    </w:p>
-    <w:p>
-      <w:pPr/>
-      <w:r>
-        <w:rPr>
-          <w:lang w:val="es_ES" w:bidi="es_ES"/>
-        </w:rPr>
-      </w:r>
     </w:p>
     <w:p>
       <w:pPr/>
@@ -294,24 +237,6 @@
         </w:rPr>
         <w:t xml:space="preserve"> A Timoteo, amado hijo: Gracia, misericordia, y paz de Dios el Padre y de Jesucristo nuestro Señor.</w:t>
       </w:r>
-      <w:r>
-        <w:rPr>
-          <w:lang w:val="es_ES" w:bidi="es_ES"/>
-        </w:rPr>
-      </w:r>
-      <w:r>
-        <w:rPr>
-          <w:lang w:val="es_ES" w:bidi="es_ES"/>
-        </w:rPr>
-      </w:r>
-    </w:p>
-    <w:p>
-      <w:pPr/>
-      <w:r>
-        <w:rPr>
-          <w:lang w:val="es_ES" w:bidi="es_ES"/>
-        </w:rPr>
-      </w:r>
     </w:p>
     <w:p>
       <w:pPr/>
@@ -333,24 +258,6 @@
         </w:rPr>
         <w:t xml:space="preserve"> Doy gracias á Dios, al cual sirvo desde mis mayores con limpia conciencia, de que sin cesar tengo memoria de ti en mis oraciones noche y día;</w:t>
       </w:r>
-      <w:r>
-        <w:rPr>
-          <w:lang w:val="es_ES" w:bidi="es_ES"/>
-        </w:rPr>
-      </w:r>
-      <w:r>
-        <w:rPr>
-          <w:lang w:val="es_ES" w:bidi="es_ES"/>
-        </w:rPr>
-      </w:r>
-    </w:p>
-    <w:p>
-      <w:pPr/>
-      <w:r>
-        <w:rPr>
-          <w:lang w:val="es_ES" w:bidi="es_ES"/>
-        </w:rPr>
-      </w:r>
     </w:p>
     <w:p>
       <w:pPr/>
@@ -372,24 +279,6 @@
         </w:rPr>
         <w:t xml:space="preserve"> Deseando verte, acordándome de tus lágrimas, para ser lleno de gozo;</w:t>
       </w:r>
-      <w:r>
-        <w:rPr>
-          <w:lang w:val="es_ES" w:bidi="es_ES"/>
-        </w:rPr>
-      </w:r>
-      <w:r>
-        <w:rPr>
-          <w:lang w:val="es_ES" w:bidi="es_ES"/>
-        </w:rPr>
-      </w:r>
-    </w:p>
-    <w:p>
-      <w:pPr/>
-      <w:r>
-        <w:rPr>
-          <w:lang w:val="es_ES" w:bidi="es_ES"/>
-        </w:rPr>
-      </w:r>
     </w:p>
     <w:p>
       <w:pPr/>
@@ -411,24 +300,6 @@
         </w:rPr>
         <w:t xml:space="preserve"> Trayendo á la memoria la fe no fingida que hay en ti, la cual residió primero en tu abuela Loida, y en tu madre Eunice; y estoy cierto que en ti también.</w:t>
       </w:r>
-      <w:r>
-        <w:rPr>
-          <w:lang w:val="es_ES" w:bidi="es_ES"/>
-        </w:rPr>
-      </w:r>
-      <w:r>
-        <w:rPr>
-          <w:lang w:val="es_ES" w:bidi="es_ES"/>
-        </w:rPr>
-      </w:r>
-    </w:p>
-    <w:p>
-      <w:pPr/>
-      <w:r>
-        <w:rPr>
-          <w:lang w:val="es_ES" w:bidi="es_ES"/>
-        </w:rPr>
-      </w:r>
     </w:p>
     <w:p>
       <w:pPr/>
@@ -450,24 +321,6 @@
         </w:rPr>
         <w:t xml:space="preserve"> Por lo cual te aconsejo que despiertes el don de Dios, que está en ti por la imposición de mis manos.</w:t>
       </w:r>
-      <w:r>
-        <w:rPr>
-          <w:lang w:val="es_ES" w:bidi="es_ES"/>
-        </w:rPr>
-      </w:r>
-      <w:r>
-        <w:rPr>
-          <w:lang w:val="es_ES" w:bidi="es_ES"/>
-        </w:rPr>
-      </w:r>
-    </w:p>
-    <w:p>
-      <w:pPr/>
-      <w:r>
-        <w:rPr>
-          <w:lang w:val="es_ES" w:bidi="es_ES"/>
-        </w:rPr>
-      </w:r>
     </w:p>
     <w:p>
       <w:pPr/>
@@ -489,24 +342,6 @@
         </w:rPr>
         <w:t xml:space="preserve"> Porque no nos ha dado Dios el espíritu de temor, sino el de fortaleza, y de amor, y de templanza.</w:t>
       </w:r>
-      <w:r>
-        <w:rPr>
-          <w:lang w:val="es_ES" w:bidi="es_ES"/>
-        </w:rPr>
-      </w:r>
-      <w:r>
-        <w:rPr>
-          <w:lang w:val="es_ES" w:bidi="es_ES"/>
-        </w:rPr>
-      </w:r>
-    </w:p>
-    <w:p>
-      <w:pPr/>
-      <w:r>
-        <w:rPr>
-          <w:lang w:val="es_ES" w:bidi="es_ES"/>
-        </w:rPr>
-      </w:r>
     </w:p>
     <w:p>
       <w:pPr/>
@@ -528,24 +363,6 @@
         </w:rPr>
         <w:t xml:space="preserve"> Por tanto no te avergüences del testimonio de nuestro Señor, ni de mí, preso suyo; antes sé participante de los trabajos del evangelio según la virtud de Dios,</w:t>
       </w:r>
-      <w:r>
-        <w:rPr>
-          <w:lang w:val="es_ES" w:bidi="es_ES"/>
-        </w:rPr>
-      </w:r>
-      <w:r>
-        <w:rPr>
-          <w:lang w:val="es_ES" w:bidi="es_ES"/>
-        </w:rPr>
-      </w:r>
-    </w:p>
-    <w:p>
-      <w:pPr/>
-      <w:r>
-        <w:rPr>
-          <w:lang w:val="es_ES" w:bidi="es_ES"/>
-        </w:rPr>
-      </w:r>
     </w:p>
     <w:p>
       <w:pPr/>
@@ -567,24 +384,6 @@
         </w:rPr>
         <w:t xml:space="preserve"> Que nos salvó y llamó con vocación santa, no conforme á nuestras obras, mas según el intento suyo y gracia, la cual nos es dada en Cristo Jesús antes de los tiempos de los siglos,</w:t>
       </w:r>
-      <w:r>
-        <w:rPr>
-          <w:lang w:val="es_ES" w:bidi="es_ES"/>
-        </w:rPr>
-      </w:r>
-      <w:r>
-        <w:rPr>
-          <w:lang w:val="es_ES" w:bidi="es_ES"/>
-        </w:rPr>
-      </w:r>
-    </w:p>
-    <w:p>
-      <w:pPr/>
-      <w:r>
-        <w:rPr>
-          <w:lang w:val="es_ES" w:bidi="es_ES"/>
-        </w:rPr>
-      </w:r>
     </w:p>
     <w:p>
       <w:pPr/>
@@ -606,24 +405,6 @@
         </w:rPr>
         <w:t xml:space="preserve"> Mas ahora es manifestada por la aparición de nuestro Salvador Jesucristo, el cual quitó la muerte, y sacó á la luz la vida y la inmortalidad por el evangelio;</w:t>
       </w:r>
-      <w:r>
-        <w:rPr>
-          <w:lang w:val="es_ES" w:bidi="es_ES"/>
-        </w:rPr>
-      </w:r>
-      <w:r>
-        <w:rPr>
-          <w:lang w:val="es_ES" w:bidi="es_ES"/>
-        </w:rPr>
-      </w:r>
-    </w:p>
-    <w:p>
-      <w:pPr/>
-      <w:r>
-        <w:rPr>
-          <w:lang w:val="es_ES" w:bidi="es_ES"/>
-        </w:rPr>
-      </w:r>
     </w:p>
     <w:p>
       <w:pPr/>
@@ -645,24 +426,6 @@
         </w:rPr>
         <w:t xml:space="preserve"> Del cual yo soy puesto predicador, y apóstol, y maestro de los Gentiles.</w:t>
       </w:r>
-      <w:r>
-        <w:rPr>
-          <w:lang w:val="es_ES" w:bidi="es_ES"/>
-        </w:rPr>
-      </w:r>
-      <w:r>
-        <w:rPr>
-          <w:lang w:val="es_ES" w:bidi="es_ES"/>
-        </w:rPr>
-      </w:r>
-    </w:p>
-    <w:p>
-      <w:pPr/>
-      <w:r>
-        <w:rPr>
-          <w:lang w:val="es_ES" w:bidi="es_ES"/>
-        </w:rPr>
-      </w:r>
     </w:p>
     <w:p>
       <w:pPr/>
@@ -684,24 +447,6 @@
         </w:rPr>
         <w:t xml:space="preserve"> Por lo cual asimismo padezco esto: mas no me avergüenzo; porque yo sé á quien he creído, y estoy cierto que es poderoso para guardar mi depósito para aquel día.</w:t>
       </w:r>
-      <w:r>
-        <w:rPr>
-          <w:lang w:val="es_ES" w:bidi="es_ES"/>
-        </w:rPr>
-      </w:r>
-      <w:r>
-        <w:rPr>
-          <w:lang w:val="es_ES" w:bidi="es_ES"/>
-        </w:rPr>
-      </w:r>
-    </w:p>
-    <w:p>
-      <w:pPr/>
-      <w:r>
-        <w:rPr>
-          <w:lang w:val="es_ES" w:bidi="es_ES"/>
-        </w:rPr>
-      </w:r>
     </w:p>
     <w:p>
       <w:pPr/>
@@ -723,24 +468,6 @@
         </w:rPr>
         <w:t xml:space="preserve"> Retén la forma de las sanas palabras que de mí oíste, en la fe y amor que es en Cristo Jesús.</w:t>
       </w:r>
-      <w:r>
-        <w:rPr>
-          <w:lang w:val="es_ES" w:bidi="es_ES"/>
-        </w:rPr>
-      </w:r>
-      <w:r>
-        <w:rPr>
-          <w:lang w:val="es_ES" w:bidi="es_ES"/>
-        </w:rPr>
-      </w:r>
-    </w:p>
-    <w:p>
-      <w:pPr/>
-      <w:r>
-        <w:rPr>
-          <w:lang w:val="es_ES" w:bidi="es_ES"/>
-        </w:rPr>
-      </w:r>
     </w:p>
     <w:p>
       <w:pPr/>
@@ -762,24 +489,6 @@
         </w:rPr>
         <w:t xml:space="preserve"> Guarda el buen depósito por el Espíritu Santo que habita en nosotros.</w:t>
       </w:r>
-      <w:r>
-        <w:rPr>
-          <w:lang w:val="es_ES" w:bidi="es_ES"/>
-        </w:rPr>
-      </w:r>
-      <w:r>
-        <w:rPr>
-          <w:lang w:val="es_ES" w:bidi="es_ES"/>
-        </w:rPr>
-      </w:r>
-    </w:p>
-    <w:p>
-      <w:pPr/>
-      <w:r>
-        <w:rPr>
-          <w:lang w:val="es_ES" w:bidi="es_ES"/>
-        </w:rPr>
-      </w:r>
     </w:p>
     <w:p>
       <w:pPr/>
@@ -801,24 +510,6 @@
         </w:rPr>
         <w:t xml:space="preserve"> Ya sabes esto, que me han sido contrarios todos los que son en Asia, de los cuales son Figello y Hermógenes.</w:t>
       </w:r>
-      <w:r>
-        <w:rPr>
-          <w:lang w:val="es_ES" w:bidi="es_ES"/>
-        </w:rPr>
-      </w:r>
-      <w:r>
-        <w:rPr>
-          <w:lang w:val="es_ES" w:bidi="es_ES"/>
-        </w:rPr>
-      </w:r>
-    </w:p>
-    <w:p>
-      <w:pPr/>
-      <w:r>
-        <w:rPr>
-          <w:lang w:val="es_ES" w:bidi="es_ES"/>
-        </w:rPr>
-      </w:r>
     </w:p>
     <w:p>
       <w:pPr/>
@@ -840,24 +531,6 @@
         </w:rPr>
         <w:t xml:space="preserve"> Dé el Señor misericordia á la casa de Onesíforo; que muchas veces me refrigeró, y no se avergonzó de mi cadena:</w:t>
       </w:r>
-      <w:r>
-        <w:rPr>
-          <w:lang w:val="es_ES" w:bidi="es_ES"/>
-        </w:rPr>
-      </w:r>
-      <w:r>
-        <w:rPr>
-          <w:lang w:val="es_ES" w:bidi="es_ES"/>
-        </w:rPr>
-      </w:r>
-    </w:p>
-    <w:p>
-      <w:pPr/>
-      <w:r>
-        <w:rPr>
-          <w:lang w:val="es_ES" w:bidi="es_ES"/>
-        </w:rPr>
-      </w:r>
     </w:p>
     <w:p>
       <w:pPr/>
@@ -879,24 +552,6 @@
         </w:rPr>
         <w:t xml:space="preserve"> Antes, estando él en Roma, me buscó solícitamente, y me halló.</w:t>
       </w:r>
-      <w:r>
-        <w:rPr>
-          <w:lang w:val="es_ES" w:bidi="es_ES"/>
-        </w:rPr>
-      </w:r>
-      <w:r>
-        <w:rPr>
-          <w:lang w:val="es_ES" w:bidi="es_ES"/>
-        </w:rPr>
-      </w:r>
-    </w:p>
-    <w:p>
-      <w:pPr/>
-      <w:r>
-        <w:rPr>
-          <w:lang w:val="es_ES" w:bidi="es_ES"/>
-        </w:rPr>
-      </w:r>
     </w:p>
     <w:p>
       <w:pPr/>
@@ -918,24 +573,6 @@
         </w:rPr>
         <w:t xml:space="preserve"> Déle el Señor que halle misericordia cerca del Señor en aquel día. Y cuánto nos ayudó en Efeso, tú lo sabes mejor.</w:t>
       </w:r>
-      <w:r>
-        <w:rPr>
-          <w:lang w:val="es_ES" w:bidi="es_ES"/>
-        </w:rPr>
-      </w:r>
-      <w:r>
-        <w:rPr>
-          <w:lang w:val="es_ES" w:bidi="es_ES"/>
-        </w:rPr>
-      </w:r>
-    </w:p>
-    <w:p>
-      <w:pPr/>
-      <w:r>
-        <w:rPr>
-          <w:lang w:val="es_ES" w:bidi="es_ES"/>
-        </w:rPr>
-      </w:r>
     </w:p>
     <w:p>
       <w:pPr>
@@ -945,7 +582,7 @@
         <w:rPr>
           <w:lang w:val="es_ES" w:bidi="es_ES"/>
         </w:rPr>
-        <w:t>2 Timothy 2:1</w:t>
+        <w:t>2 Timoteo 2:1</w:t>
       </w:r>
       <w:r>
         <w:rPr>
@@ -973,24 +610,6 @@
         </w:rPr>
         <w:t xml:space="preserve"> PUES tú, hijo mío, esfuérzate en la gracia que es en Cristo Jesús.</w:t>
       </w:r>
-      <w:r>
-        <w:rPr>
-          <w:lang w:val="es_ES" w:bidi="es_ES"/>
-        </w:rPr>
-      </w:r>
-      <w:r>
-        <w:rPr>
-          <w:lang w:val="es_ES" w:bidi="es_ES"/>
-        </w:rPr>
-      </w:r>
-    </w:p>
-    <w:p>
-      <w:pPr/>
-      <w:r>
-        <w:rPr>
-          <w:lang w:val="es_ES" w:bidi="es_ES"/>
-        </w:rPr>
-      </w:r>
     </w:p>
     <w:p>
       <w:pPr/>
@@ -1012,24 +631,6 @@
         </w:rPr>
         <w:t xml:space="preserve"> Y lo que has oído de mí entre muchos testigos, esto encarga á los hombres fieles que serán idóneos para enseñar también á otros.</w:t>
       </w:r>
-      <w:r>
-        <w:rPr>
-          <w:lang w:val="es_ES" w:bidi="es_ES"/>
-        </w:rPr>
-      </w:r>
-      <w:r>
-        <w:rPr>
-          <w:lang w:val="es_ES" w:bidi="es_ES"/>
-        </w:rPr>
-      </w:r>
-    </w:p>
-    <w:p>
-      <w:pPr/>
-      <w:r>
-        <w:rPr>
-          <w:lang w:val="es_ES" w:bidi="es_ES"/>
-        </w:rPr>
-      </w:r>
     </w:p>
     <w:p>
       <w:pPr/>
@@ -1051,24 +652,6 @@
         </w:rPr>
         <w:t xml:space="preserve"> Tú pues, sufre trabajos como fiel soldado de Jesucristo.</w:t>
       </w:r>
-      <w:r>
-        <w:rPr>
-          <w:lang w:val="es_ES" w:bidi="es_ES"/>
-        </w:rPr>
-      </w:r>
-      <w:r>
-        <w:rPr>
-          <w:lang w:val="es_ES" w:bidi="es_ES"/>
-        </w:rPr>
-      </w:r>
-    </w:p>
-    <w:p>
-      <w:pPr/>
-      <w:r>
-        <w:rPr>
-          <w:lang w:val="es_ES" w:bidi="es_ES"/>
-        </w:rPr>
-      </w:r>
     </w:p>
     <w:p>
       <w:pPr/>
@@ -1090,24 +673,6 @@
         </w:rPr>
         <w:t xml:space="preserve"> Ninguno que milita se embaraza en los negocios de la vida; á fin de agradar á aquel que lo tomó por soldado.</w:t>
       </w:r>
-      <w:r>
-        <w:rPr>
-          <w:lang w:val="es_ES" w:bidi="es_ES"/>
-        </w:rPr>
-      </w:r>
-      <w:r>
-        <w:rPr>
-          <w:lang w:val="es_ES" w:bidi="es_ES"/>
-        </w:rPr>
-      </w:r>
-    </w:p>
-    <w:p>
-      <w:pPr/>
-      <w:r>
-        <w:rPr>
-          <w:lang w:val="es_ES" w:bidi="es_ES"/>
-        </w:rPr>
-      </w:r>
     </w:p>
     <w:p>
       <w:pPr/>
@@ -1129,24 +694,6 @@
         </w:rPr>
         <w:t xml:space="preserve"> Y aun también el que lidia, no es coronado si no lidiare legítimamente.</w:t>
       </w:r>
-      <w:r>
-        <w:rPr>
-          <w:lang w:val="es_ES" w:bidi="es_ES"/>
-        </w:rPr>
-      </w:r>
-      <w:r>
-        <w:rPr>
-          <w:lang w:val="es_ES" w:bidi="es_ES"/>
-        </w:rPr>
-      </w:r>
-    </w:p>
-    <w:p>
-      <w:pPr/>
-      <w:r>
-        <w:rPr>
-          <w:lang w:val="es_ES" w:bidi="es_ES"/>
-        </w:rPr>
-      </w:r>
     </w:p>
     <w:p>
       <w:pPr/>
@@ -1168,24 +715,6 @@
         </w:rPr>
         <w:t xml:space="preserve"> El labrador, para recibir los frutos, es menester que trabaje primero.</w:t>
       </w:r>
-      <w:r>
-        <w:rPr>
-          <w:lang w:val="es_ES" w:bidi="es_ES"/>
-        </w:rPr>
-      </w:r>
-      <w:r>
-        <w:rPr>
-          <w:lang w:val="es_ES" w:bidi="es_ES"/>
-        </w:rPr>
-      </w:r>
-    </w:p>
-    <w:p>
-      <w:pPr/>
-      <w:r>
-        <w:rPr>
-          <w:lang w:val="es_ES" w:bidi="es_ES"/>
-        </w:rPr>
-      </w:r>
     </w:p>
     <w:p>
       <w:pPr/>
@@ -1207,24 +736,6 @@
         </w:rPr>
         <w:t xml:space="preserve"> Considera lo que digo; y el Señor te dé entendimiento en todo.</w:t>
       </w:r>
-      <w:r>
-        <w:rPr>
-          <w:lang w:val="es_ES" w:bidi="es_ES"/>
-        </w:rPr>
-      </w:r>
-      <w:r>
-        <w:rPr>
-          <w:lang w:val="es_ES" w:bidi="es_ES"/>
-        </w:rPr>
-      </w:r>
-    </w:p>
-    <w:p>
-      <w:pPr/>
-      <w:r>
-        <w:rPr>
-          <w:lang w:val="es_ES" w:bidi="es_ES"/>
-        </w:rPr>
-      </w:r>
     </w:p>
     <w:p>
       <w:pPr/>
@@ -1246,24 +757,6 @@
         </w:rPr>
         <w:t xml:space="preserve"> Acuérdate que Jesucristo, el cual fué de la simiente de David, resucitó de los muertos conforme á mi evangelio;</w:t>
       </w:r>
-      <w:r>
-        <w:rPr>
-          <w:lang w:val="es_ES" w:bidi="es_ES"/>
-        </w:rPr>
-      </w:r>
-      <w:r>
-        <w:rPr>
-          <w:lang w:val="es_ES" w:bidi="es_ES"/>
-        </w:rPr>
-      </w:r>
-    </w:p>
-    <w:p>
-      <w:pPr/>
-      <w:r>
-        <w:rPr>
-          <w:lang w:val="es_ES" w:bidi="es_ES"/>
-        </w:rPr>
-      </w:r>
     </w:p>
     <w:p>
       <w:pPr/>
@@ -1285,24 +778,6 @@
         </w:rPr>
         <w:t xml:space="preserve"> En el que sufro trabajo, hasta las prisiones á modo de malhechor; mas la palabra de Dios no está presa.</w:t>
       </w:r>
-      <w:r>
-        <w:rPr>
-          <w:lang w:val="es_ES" w:bidi="es_ES"/>
-        </w:rPr>
-      </w:r>
-      <w:r>
-        <w:rPr>
-          <w:lang w:val="es_ES" w:bidi="es_ES"/>
-        </w:rPr>
-      </w:r>
-    </w:p>
-    <w:p>
-      <w:pPr/>
-      <w:r>
-        <w:rPr>
-          <w:lang w:val="es_ES" w:bidi="es_ES"/>
-        </w:rPr>
-      </w:r>
     </w:p>
     <w:p>
       <w:pPr/>
@@ -1324,24 +799,6 @@
         </w:rPr>
         <w:t xml:space="preserve"> Por tanto, todo lo sufro por amor de los escogidos, para que ellos también consigan la salud que es en Cristo Jesús con gloria eterna.</w:t>
       </w:r>
-      <w:r>
-        <w:rPr>
-          <w:lang w:val="es_ES" w:bidi="es_ES"/>
-        </w:rPr>
-      </w:r>
-      <w:r>
-        <w:rPr>
-          <w:lang w:val="es_ES" w:bidi="es_ES"/>
-        </w:rPr>
-      </w:r>
-    </w:p>
-    <w:p>
-      <w:pPr/>
-      <w:r>
-        <w:rPr>
-          <w:lang w:val="es_ES" w:bidi="es_ES"/>
-        </w:rPr>
-      </w:r>
     </w:p>
     <w:p>
       <w:pPr/>
@@ -1363,24 +820,6 @@
         </w:rPr>
         <w:t xml:space="preserve"> Es palabra fiel: Que si somos muertos con él, también viviremos con él:</w:t>
       </w:r>
-      <w:r>
-        <w:rPr>
-          <w:lang w:val="es_ES" w:bidi="es_ES"/>
-        </w:rPr>
-      </w:r>
-      <w:r>
-        <w:rPr>
-          <w:lang w:val="es_ES" w:bidi="es_ES"/>
-        </w:rPr>
-      </w:r>
-    </w:p>
-    <w:p>
-      <w:pPr/>
-      <w:r>
-        <w:rPr>
-          <w:lang w:val="es_ES" w:bidi="es_ES"/>
-        </w:rPr>
-      </w:r>
     </w:p>
     <w:p>
       <w:pPr/>
@@ -1402,24 +841,6 @@
         </w:rPr>
         <w:t xml:space="preserve"> Si sufrimos, también reinaremos con él: si negáremos, él también nos negará:</w:t>
       </w:r>
-      <w:r>
-        <w:rPr>
-          <w:lang w:val="es_ES" w:bidi="es_ES"/>
-        </w:rPr>
-      </w:r>
-      <w:r>
-        <w:rPr>
-          <w:lang w:val="es_ES" w:bidi="es_ES"/>
-        </w:rPr>
-      </w:r>
-    </w:p>
-    <w:p>
-      <w:pPr/>
-      <w:r>
-        <w:rPr>
-          <w:lang w:val="es_ES" w:bidi="es_ES"/>
-        </w:rPr>
-      </w:r>
     </w:p>
     <w:p>
       <w:pPr/>
@@ -1441,24 +862,6 @@
         </w:rPr>
         <w:t xml:space="preserve"> Si fuéremos infieles, él permanece fiel: no se puede negar á sí mismo.</w:t>
       </w:r>
-      <w:r>
-        <w:rPr>
-          <w:lang w:val="es_ES" w:bidi="es_ES"/>
-        </w:rPr>
-      </w:r>
-      <w:r>
-        <w:rPr>
-          <w:lang w:val="es_ES" w:bidi="es_ES"/>
-        </w:rPr>
-      </w:r>
-    </w:p>
-    <w:p>
-      <w:pPr/>
-      <w:r>
-        <w:rPr>
-          <w:lang w:val="es_ES" w:bidi="es_ES"/>
-        </w:rPr>
-      </w:r>
     </w:p>
     <w:p>
       <w:pPr/>
@@ -1480,24 +883,6 @@
         </w:rPr>
         <w:t xml:space="preserve"> Recuérdales esto, protestando delante del Señor que no contiendan en palabras, lo cual para nada aprovecha, antes trastorna á los oyentes.</w:t>
       </w:r>
-      <w:r>
-        <w:rPr>
-          <w:lang w:val="es_ES" w:bidi="es_ES"/>
-        </w:rPr>
-      </w:r>
-      <w:r>
-        <w:rPr>
-          <w:lang w:val="es_ES" w:bidi="es_ES"/>
-        </w:rPr>
-      </w:r>
-    </w:p>
-    <w:p>
-      <w:pPr/>
-      <w:r>
-        <w:rPr>
-          <w:lang w:val="es_ES" w:bidi="es_ES"/>
-        </w:rPr>
-      </w:r>
     </w:p>
     <w:p>
       <w:pPr/>
@@ -1519,24 +904,6 @@
         </w:rPr>
         <w:t xml:space="preserve"> Procura con diligencia presentarte á Dios aprobado, como obrero que no tiene de qué avergonzarse, que traza bien la palabra de verdad.</w:t>
       </w:r>
-      <w:r>
-        <w:rPr>
-          <w:lang w:val="es_ES" w:bidi="es_ES"/>
-        </w:rPr>
-      </w:r>
-      <w:r>
-        <w:rPr>
-          <w:lang w:val="es_ES" w:bidi="es_ES"/>
-        </w:rPr>
-      </w:r>
-    </w:p>
-    <w:p>
-      <w:pPr/>
-      <w:r>
-        <w:rPr>
-          <w:lang w:val="es_ES" w:bidi="es_ES"/>
-        </w:rPr>
-      </w:r>
     </w:p>
     <w:p>
       <w:pPr/>
@@ -1558,24 +925,6 @@
         </w:rPr>
         <w:t xml:space="preserve"> Mas evita profanas y vanas parlerías; porque muy adelante irán en la impiedad.</w:t>
       </w:r>
-      <w:r>
-        <w:rPr>
-          <w:lang w:val="es_ES" w:bidi="es_ES"/>
-        </w:rPr>
-      </w:r>
-      <w:r>
-        <w:rPr>
-          <w:lang w:val="es_ES" w:bidi="es_ES"/>
-        </w:rPr>
-      </w:r>
-    </w:p>
-    <w:p>
-      <w:pPr/>
-      <w:r>
-        <w:rPr>
-          <w:lang w:val="es_ES" w:bidi="es_ES"/>
-        </w:rPr>
-      </w:r>
     </w:p>
     <w:p>
       <w:pPr/>
@@ -1597,24 +946,6 @@
         </w:rPr>
         <w:t xml:space="preserve"> Y la palabra de ellos carcomerá como gangrena: de los cuales es Himeneo y Fileto;</w:t>
       </w:r>
-      <w:r>
-        <w:rPr>
-          <w:lang w:val="es_ES" w:bidi="es_ES"/>
-        </w:rPr>
-      </w:r>
-      <w:r>
-        <w:rPr>
-          <w:lang w:val="es_ES" w:bidi="es_ES"/>
-        </w:rPr>
-      </w:r>
-    </w:p>
-    <w:p>
-      <w:pPr/>
-      <w:r>
-        <w:rPr>
-          <w:lang w:val="es_ES" w:bidi="es_ES"/>
-        </w:rPr>
-      </w:r>
     </w:p>
     <w:p>
       <w:pPr/>
@@ -1636,24 +967,6 @@
         </w:rPr>
         <w:t xml:space="preserve"> Que se han descaminado de la verdad, diciendo que la resurrección es ya hecha, y trastornan la fe de algunos.</w:t>
       </w:r>
-      <w:r>
-        <w:rPr>
-          <w:lang w:val="es_ES" w:bidi="es_ES"/>
-        </w:rPr>
-      </w:r>
-      <w:r>
-        <w:rPr>
-          <w:lang w:val="es_ES" w:bidi="es_ES"/>
-        </w:rPr>
-      </w:r>
-    </w:p>
-    <w:p>
-      <w:pPr/>
-      <w:r>
-        <w:rPr>
-          <w:lang w:val="es_ES" w:bidi="es_ES"/>
-        </w:rPr>
-      </w:r>
     </w:p>
     <w:p>
       <w:pPr/>
@@ -1675,24 +988,6 @@
         </w:rPr>
         <w:t xml:space="preserve"> Pero el fundamento de Dios está firme, teniendo este sello: Conoce el Señor á los que son suyos; y: Apártese de iniquidad todo aquel que invoca el nombre de Cristo.</w:t>
       </w:r>
-      <w:r>
-        <w:rPr>
-          <w:lang w:val="es_ES" w:bidi="es_ES"/>
-        </w:rPr>
-      </w:r>
-      <w:r>
-        <w:rPr>
-          <w:lang w:val="es_ES" w:bidi="es_ES"/>
-        </w:rPr>
-      </w:r>
-    </w:p>
-    <w:p>
-      <w:pPr/>
-      <w:r>
-        <w:rPr>
-          <w:lang w:val="es_ES" w:bidi="es_ES"/>
-        </w:rPr>
-      </w:r>
     </w:p>
     <w:p>
       <w:pPr/>
@@ -1714,24 +1009,6 @@
         </w:rPr>
         <w:t xml:space="preserve"> Mas en una casa grande, no solamente hay vasos de oro y de plata, sino también de madera y de barro: y asimismo unos para honra, y otros para deshonra.</w:t>
       </w:r>
-      <w:r>
-        <w:rPr>
-          <w:lang w:val="es_ES" w:bidi="es_ES"/>
-        </w:rPr>
-      </w:r>
-      <w:r>
-        <w:rPr>
-          <w:lang w:val="es_ES" w:bidi="es_ES"/>
-        </w:rPr>
-      </w:r>
-    </w:p>
-    <w:p>
-      <w:pPr/>
-      <w:r>
-        <w:rPr>
-          <w:lang w:val="es_ES" w:bidi="es_ES"/>
-        </w:rPr>
-      </w:r>
     </w:p>
     <w:p>
       <w:pPr/>
@@ -1753,24 +1030,6 @@
         </w:rPr>
         <w:t xml:space="preserve"> Así que, si alguno se limpiare de estas cosas, será vaso para honra, santificado, y útil para los usos del Señor, y aparejado para todo buena obra.</w:t>
       </w:r>
-      <w:r>
-        <w:rPr>
-          <w:lang w:val="es_ES" w:bidi="es_ES"/>
-        </w:rPr>
-      </w:r>
-      <w:r>
-        <w:rPr>
-          <w:lang w:val="es_ES" w:bidi="es_ES"/>
-        </w:rPr>
-      </w:r>
-    </w:p>
-    <w:p>
-      <w:pPr/>
-      <w:r>
-        <w:rPr>
-          <w:lang w:val="es_ES" w:bidi="es_ES"/>
-        </w:rPr>
-      </w:r>
     </w:p>
     <w:p>
       <w:pPr/>
@@ -1792,24 +1051,6 @@
         </w:rPr>
         <w:t xml:space="preserve"> Huye también los deseos juveniles; y sigue la justicia, la fe, la caridad, la paz, con los que invocan al Señor de puro corazón.</w:t>
       </w:r>
-      <w:r>
-        <w:rPr>
-          <w:lang w:val="es_ES" w:bidi="es_ES"/>
-        </w:rPr>
-      </w:r>
-      <w:r>
-        <w:rPr>
-          <w:lang w:val="es_ES" w:bidi="es_ES"/>
-        </w:rPr>
-      </w:r>
-    </w:p>
-    <w:p>
-      <w:pPr/>
-      <w:r>
-        <w:rPr>
-          <w:lang w:val="es_ES" w:bidi="es_ES"/>
-        </w:rPr>
-      </w:r>
     </w:p>
     <w:p>
       <w:pPr/>
@@ -1831,24 +1072,6 @@
         </w:rPr>
         <w:t xml:space="preserve"> Empero las cuestiones necias y sin sabiduría desecha, sabiendo que engendran contiendas.</w:t>
       </w:r>
-      <w:r>
-        <w:rPr>
-          <w:lang w:val="es_ES" w:bidi="es_ES"/>
-        </w:rPr>
-      </w:r>
-      <w:r>
-        <w:rPr>
-          <w:lang w:val="es_ES" w:bidi="es_ES"/>
-        </w:rPr>
-      </w:r>
-    </w:p>
-    <w:p>
-      <w:pPr/>
-      <w:r>
-        <w:rPr>
-          <w:lang w:val="es_ES" w:bidi="es_ES"/>
-        </w:rPr>
-      </w:r>
     </w:p>
     <w:p>
       <w:pPr/>
@@ -1870,24 +1093,6 @@
         </w:rPr>
         <w:t xml:space="preserve"> Que el siervo del Señor no debe ser litigioso, sino manso para con todos, apto para enseñar, sufrido;</w:t>
       </w:r>
-      <w:r>
-        <w:rPr>
-          <w:lang w:val="es_ES" w:bidi="es_ES"/>
-        </w:rPr>
-      </w:r>
-      <w:r>
-        <w:rPr>
-          <w:lang w:val="es_ES" w:bidi="es_ES"/>
-        </w:rPr>
-      </w:r>
-    </w:p>
-    <w:p>
-      <w:pPr/>
-      <w:r>
-        <w:rPr>
-          <w:lang w:val="es_ES" w:bidi="es_ES"/>
-        </w:rPr>
-      </w:r>
     </w:p>
     <w:p>
       <w:pPr/>
@@ -1909,24 +1114,6 @@
         </w:rPr>
         <w:t xml:space="preserve"> Que con mansedumbre corrija á los que se oponen: si quizá Dios les dé que se arrepientan para conocer la verdad,</w:t>
       </w:r>
-      <w:r>
-        <w:rPr>
-          <w:lang w:val="es_ES" w:bidi="es_ES"/>
-        </w:rPr>
-      </w:r>
-      <w:r>
-        <w:rPr>
-          <w:lang w:val="es_ES" w:bidi="es_ES"/>
-        </w:rPr>
-      </w:r>
-    </w:p>
-    <w:p>
-      <w:pPr/>
-      <w:r>
-        <w:rPr>
-          <w:lang w:val="es_ES" w:bidi="es_ES"/>
-        </w:rPr>
-      </w:r>
     </w:p>
     <w:p>
       <w:pPr/>
@@ -1948,24 +1135,6 @@
         </w:rPr>
         <w:t xml:space="preserve"> Y se zafen del lazo del diablo, en que están cautivos á voluntad de él.</w:t>
       </w:r>
-      <w:r>
-        <w:rPr>
-          <w:lang w:val="es_ES" w:bidi="es_ES"/>
-        </w:rPr>
-      </w:r>
-      <w:r>
-        <w:rPr>
-          <w:lang w:val="es_ES" w:bidi="es_ES"/>
-        </w:rPr>
-      </w:r>
-    </w:p>
-    <w:p>
-      <w:pPr/>
-      <w:r>
-        <w:rPr>
-          <w:lang w:val="es_ES" w:bidi="es_ES"/>
-        </w:rPr>
-      </w:r>
     </w:p>
     <w:p>
       <w:pPr>
@@ -1975,7 +1144,7 @@
         <w:rPr>
           <w:lang w:val="es_ES" w:bidi="es_ES"/>
         </w:rPr>
-        <w:t>2 Timothy 3:1</w:t>
+        <w:t>2 Timoteo 3:1</w:t>
       </w:r>
       <w:r>
         <w:rPr>
@@ -2003,24 +1172,6 @@
         </w:rPr>
         <w:t xml:space="preserve"> ESTO también sepas, que en los postreros días vendrán tiempos peligrosos:</w:t>
       </w:r>
-      <w:r>
-        <w:rPr>
-          <w:lang w:val="es_ES" w:bidi="es_ES"/>
-        </w:rPr>
-      </w:r>
-      <w:r>
-        <w:rPr>
-          <w:lang w:val="es_ES" w:bidi="es_ES"/>
-        </w:rPr>
-      </w:r>
-    </w:p>
-    <w:p>
-      <w:pPr/>
-      <w:r>
-        <w:rPr>
-          <w:lang w:val="es_ES" w:bidi="es_ES"/>
-        </w:rPr>
-      </w:r>
     </w:p>
     <w:p>
       <w:pPr/>
@@ -2042,24 +1193,6 @@
         </w:rPr>
         <w:t xml:space="preserve"> Que habrá hombres amadores de sí mismos, avaros, vanagloriosos, soberbios, detractores, desobedientes á los padres, ingratos, sin santidad,</w:t>
       </w:r>
-      <w:r>
-        <w:rPr>
-          <w:lang w:val="es_ES" w:bidi="es_ES"/>
-        </w:rPr>
-      </w:r>
-      <w:r>
-        <w:rPr>
-          <w:lang w:val="es_ES" w:bidi="es_ES"/>
-        </w:rPr>
-      </w:r>
-    </w:p>
-    <w:p>
-      <w:pPr/>
-      <w:r>
-        <w:rPr>
-          <w:lang w:val="es_ES" w:bidi="es_ES"/>
-        </w:rPr>
-      </w:r>
     </w:p>
     <w:p>
       <w:pPr/>
@@ -2081,24 +1214,6 @@
         </w:rPr>
         <w:t xml:space="preserve"> Sin afecto, desleales, calumniadores, destemplados, crueles, aborrecedores de lo bueno,</w:t>
       </w:r>
-      <w:r>
-        <w:rPr>
-          <w:lang w:val="es_ES" w:bidi="es_ES"/>
-        </w:rPr>
-      </w:r>
-      <w:r>
-        <w:rPr>
-          <w:lang w:val="es_ES" w:bidi="es_ES"/>
-        </w:rPr>
-      </w:r>
-    </w:p>
-    <w:p>
-      <w:pPr/>
-      <w:r>
-        <w:rPr>
-          <w:lang w:val="es_ES" w:bidi="es_ES"/>
-        </w:rPr>
-      </w:r>
     </w:p>
     <w:p>
       <w:pPr/>
@@ -2120,24 +1235,6 @@
         </w:rPr>
         <w:t xml:space="preserve"> Traidores, arrebatados, hinchados, amadores de los deleites más que de Dios;</w:t>
       </w:r>
-      <w:r>
-        <w:rPr>
-          <w:lang w:val="es_ES" w:bidi="es_ES"/>
-        </w:rPr>
-      </w:r>
-      <w:r>
-        <w:rPr>
-          <w:lang w:val="es_ES" w:bidi="es_ES"/>
-        </w:rPr>
-      </w:r>
-    </w:p>
-    <w:p>
-      <w:pPr/>
-      <w:r>
-        <w:rPr>
-          <w:lang w:val="es_ES" w:bidi="es_ES"/>
-        </w:rPr>
-      </w:r>
     </w:p>
     <w:p>
       <w:pPr/>
@@ -2159,24 +1256,6 @@
         </w:rPr>
         <w:t xml:space="preserve"> Teniendo apariencia de piedad, mas habiendo negado la eficacia de ella: y á éstos evita.</w:t>
       </w:r>
-      <w:r>
-        <w:rPr>
-          <w:lang w:val="es_ES" w:bidi="es_ES"/>
-        </w:rPr>
-      </w:r>
-      <w:r>
-        <w:rPr>
-          <w:lang w:val="es_ES" w:bidi="es_ES"/>
-        </w:rPr>
-      </w:r>
-    </w:p>
-    <w:p>
-      <w:pPr/>
-      <w:r>
-        <w:rPr>
-          <w:lang w:val="es_ES" w:bidi="es_ES"/>
-        </w:rPr>
-      </w:r>
     </w:p>
     <w:p>
       <w:pPr/>
@@ -2198,24 +1277,6 @@
         </w:rPr>
         <w:t xml:space="preserve"> Porque de éstos son los que se entran por las casas, y llevan cautivas las mujercillas cargadas de pecados, llevadas de diversas concupiscencias;</w:t>
       </w:r>
-      <w:r>
-        <w:rPr>
-          <w:lang w:val="es_ES" w:bidi="es_ES"/>
-        </w:rPr>
-      </w:r>
-      <w:r>
-        <w:rPr>
-          <w:lang w:val="es_ES" w:bidi="es_ES"/>
-        </w:rPr>
-      </w:r>
-    </w:p>
-    <w:p>
-      <w:pPr/>
-      <w:r>
-        <w:rPr>
-          <w:lang w:val="es_ES" w:bidi="es_ES"/>
-        </w:rPr>
-      </w:r>
     </w:p>
     <w:p>
       <w:pPr/>
@@ -2237,24 +1298,6 @@
         </w:rPr>
         <w:t xml:space="preserve"> Que siempre aprenden, y nunca pueden acabar de llegar al conocimiento de la verdad.</w:t>
       </w:r>
-      <w:r>
-        <w:rPr>
-          <w:lang w:val="es_ES" w:bidi="es_ES"/>
-        </w:rPr>
-      </w:r>
-      <w:r>
-        <w:rPr>
-          <w:lang w:val="es_ES" w:bidi="es_ES"/>
-        </w:rPr>
-      </w:r>
-    </w:p>
-    <w:p>
-      <w:pPr/>
-      <w:r>
-        <w:rPr>
-          <w:lang w:val="es_ES" w:bidi="es_ES"/>
-        </w:rPr>
-      </w:r>
     </w:p>
     <w:p>
       <w:pPr/>
@@ -2276,24 +1319,6 @@
         </w:rPr>
         <w:t xml:space="preserve"> Y de la manera que Jannes y Jambres resistieron á Moisés, así también éstos resisten á la verdad; hombres corruptos de entendimiento, réprobos acerca de la fe.</w:t>
       </w:r>
-      <w:r>
-        <w:rPr>
-          <w:lang w:val="es_ES" w:bidi="es_ES"/>
-        </w:rPr>
-      </w:r>
-      <w:r>
-        <w:rPr>
-          <w:lang w:val="es_ES" w:bidi="es_ES"/>
-        </w:rPr>
-      </w:r>
-    </w:p>
-    <w:p>
-      <w:pPr/>
-      <w:r>
-        <w:rPr>
-          <w:lang w:val="es_ES" w:bidi="es_ES"/>
-        </w:rPr>
-      </w:r>
     </w:p>
     <w:p>
       <w:pPr/>
@@ -2315,24 +1340,6 @@
         </w:rPr>
         <w:t xml:space="preserve"> Mas no prevalecerán; porque su insensatez será manifiesta á todos, como también lo fué la de aquéllos.</w:t>
       </w:r>
-      <w:r>
-        <w:rPr>
-          <w:lang w:val="es_ES" w:bidi="es_ES"/>
-        </w:rPr>
-      </w:r>
-      <w:r>
-        <w:rPr>
-          <w:lang w:val="es_ES" w:bidi="es_ES"/>
-        </w:rPr>
-      </w:r>
-    </w:p>
-    <w:p>
-      <w:pPr/>
-      <w:r>
-        <w:rPr>
-          <w:lang w:val="es_ES" w:bidi="es_ES"/>
-        </w:rPr>
-      </w:r>
     </w:p>
     <w:p>
       <w:pPr/>
@@ -2354,24 +1361,6 @@
         </w:rPr>
         <w:t xml:space="preserve"> Pero tú has comprendido mi doctrina, instrucción, intento, fe, largura de ánimo, caridad, paciencia,</w:t>
       </w:r>
-      <w:r>
-        <w:rPr>
-          <w:lang w:val="es_ES" w:bidi="es_ES"/>
-        </w:rPr>
-      </w:r>
-      <w:r>
-        <w:rPr>
-          <w:lang w:val="es_ES" w:bidi="es_ES"/>
-        </w:rPr>
-      </w:r>
-    </w:p>
-    <w:p>
-      <w:pPr/>
-      <w:r>
-        <w:rPr>
-          <w:lang w:val="es_ES" w:bidi="es_ES"/>
-        </w:rPr>
-      </w:r>
     </w:p>
     <w:p>
       <w:pPr/>
@@ -2393,24 +1382,6 @@
         </w:rPr>
         <w:t xml:space="preserve"> Persecuciones, aflicciones, cuales me sobrevinieron en Antioquía, en Iconio, en Listra, cuales persecuciones he sufrido; y de todas me ha librado el Señor.</w:t>
       </w:r>
-      <w:r>
-        <w:rPr>
-          <w:lang w:val="es_ES" w:bidi="es_ES"/>
-        </w:rPr>
-      </w:r>
-      <w:r>
-        <w:rPr>
-          <w:lang w:val="es_ES" w:bidi="es_ES"/>
-        </w:rPr>
-      </w:r>
-    </w:p>
-    <w:p>
-      <w:pPr/>
-      <w:r>
-        <w:rPr>
-          <w:lang w:val="es_ES" w:bidi="es_ES"/>
-        </w:rPr>
-      </w:r>
     </w:p>
     <w:p>
       <w:pPr/>
@@ -2432,24 +1403,6 @@
         </w:rPr>
         <w:t xml:space="preserve"> Y también todos los que quieren vivir píamente en Cristo Jesús, padecerán persecución.</w:t>
       </w:r>
-      <w:r>
-        <w:rPr>
-          <w:lang w:val="es_ES" w:bidi="es_ES"/>
-        </w:rPr>
-      </w:r>
-      <w:r>
-        <w:rPr>
-          <w:lang w:val="es_ES" w:bidi="es_ES"/>
-        </w:rPr>
-      </w:r>
-    </w:p>
-    <w:p>
-      <w:pPr/>
-      <w:r>
-        <w:rPr>
-          <w:lang w:val="es_ES" w:bidi="es_ES"/>
-        </w:rPr>
-      </w:r>
     </w:p>
     <w:p>
       <w:pPr/>
@@ -2471,24 +1424,6 @@
         </w:rPr>
         <w:t xml:space="preserve"> Mas los malos hombres y los engañadores, irán de mal en peor, engañando y siendo engañados.</w:t>
       </w:r>
-      <w:r>
-        <w:rPr>
-          <w:lang w:val="es_ES" w:bidi="es_ES"/>
-        </w:rPr>
-      </w:r>
-      <w:r>
-        <w:rPr>
-          <w:lang w:val="es_ES" w:bidi="es_ES"/>
-        </w:rPr>
-      </w:r>
-    </w:p>
-    <w:p>
-      <w:pPr/>
-      <w:r>
-        <w:rPr>
-          <w:lang w:val="es_ES" w:bidi="es_ES"/>
-        </w:rPr>
-      </w:r>
     </w:p>
     <w:p>
       <w:pPr/>
@@ -2510,24 +1445,6 @@
         </w:rPr>
         <w:t xml:space="preserve"> Empero persiste tú en lo que has aprendido y te persuadiste, sabiendo de quién has aprendido;</w:t>
       </w:r>
-      <w:r>
-        <w:rPr>
-          <w:lang w:val="es_ES" w:bidi="es_ES"/>
-        </w:rPr>
-      </w:r>
-      <w:r>
-        <w:rPr>
-          <w:lang w:val="es_ES" w:bidi="es_ES"/>
-        </w:rPr>
-      </w:r>
-    </w:p>
-    <w:p>
-      <w:pPr/>
-      <w:r>
-        <w:rPr>
-          <w:lang w:val="es_ES" w:bidi="es_ES"/>
-        </w:rPr>
-      </w:r>
     </w:p>
     <w:p>
       <w:pPr/>
@@ -2549,24 +1466,6 @@
         </w:rPr>
         <w:t xml:space="preserve"> Y que desde la niñez has sabido las Sagradas Escrituras, las cuales te pueden hacer sabio para la salud por la fe que es en Cristo Jesús.</w:t>
       </w:r>
-      <w:r>
-        <w:rPr>
-          <w:lang w:val="es_ES" w:bidi="es_ES"/>
-        </w:rPr>
-      </w:r>
-      <w:r>
-        <w:rPr>
-          <w:lang w:val="es_ES" w:bidi="es_ES"/>
-        </w:rPr>
-      </w:r>
-    </w:p>
-    <w:p>
-      <w:pPr/>
-      <w:r>
-        <w:rPr>
-          <w:lang w:val="es_ES" w:bidi="es_ES"/>
-        </w:rPr>
-      </w:r>
     </w:p>
     <w:p>
       <w:pPr/>
@@ -2588,24 +1487,6 @@
         </w:rPr>
         <w:t xml:space="preserve"> Toda Escritura es inspirada divinamente y útil para enseñar, para redargüir, para corregir, para instituir en justicia,</w:t>
       </w:r>
-      <w:r>
-        <w:rPr>
-          <w:lang w:val="es_ES" w:bidi="es_ES"/>
-        </w:rPr>
-      </w:r>
-      <w:r>
-        <w:rPr>
-          <w:lang w:val="es_ES" w:bidi="es_ES"/>
-        </w:rPr>
-      </w:r>
-    </w:p>
-    <w:p>
-      <w:pPr/>
-      <w:r>
-        <w:rPr>
-          <w:lang w:val="es_ES" w:bidi="es_ES"/>
-        </w:rPr>
-      </w:r>
     </w:p>
     <w:p>
       <w:pPr/>
@@ -2627,24 +1508,6 @@
         </w:rPr>
         <w:t xml:space="preserve"> Para que el hombre de Dios sea perfecto, enteramente instruído para toda buena obra.</w:t>
       </w:r>
-      <w:r>
-        <w:rPr>
-          <w:lang w:val="es_ES" w:bidi="es_ES"/>
-        </w:rPr>
-      </w:r>
-      <w:r>
-        <w:rPr>
-          <w:lang w:val="es_ES" w:bidi="es_ES"/>
-        </w:rPr>
-      </w:r>
-    </w:p>
-    <w:p>
-      <w:pPr/>
-      <w:r>
-        <w:rPr>
-          <w:lang w:val="es_ES" w:bidi="es_ES"/>
-        </w:rPr>
-      </w:r>
     </w:p>
     <w:p>
       <w:pPr>
@@ -2654,7 +1517,7 @@
         <w:rPr>
           <w:lang w:val="es_ES" w:bidi="es_ES"/>
         </w:rPr>
-        <w:t>2 Timothy 4:1</w:t>
+        <w:t>2 Timoteo 4:1</w:t>
       </w:r>
       <w:r>
         <w:rPr>
@@ -2682,24 +1545,6 @@
         </w:rPr>
         <w:t xml:space="preserve"> REQUIERO yo pues delante de Dios, y del Señor Jesucristo, que ha de juzgar á los vivos y los muertos en su manifestación y en su reino,</w:t>
       </w:r>
-      <w:r>
-        <w:rPr>
-          <w:lang w:val="es_ES" w:bidi="es_ES"/>
-        </w:rPr>
-      </w:r>
-      <w:r>
-        <w:rPr>
-          <w:lang w:val="es_ES" w:bidi="es_ES"/>
-        </w:rPr>
-      </w:r>
-    </w:p>
-    <w:p>
-      <w:pPr/>
-      <w:r>
-        <w:rPr>
-          <w:lang w:val="es_ES" w:bidi="es_ES"/>
-        </w:rPr>
-      </w:r>
     </w:p>
     <w:p>
       <w:pPr/>
@@ -2721,24 +1566,6 @@
         </w:rPr>
         <w:t xml:space="preserve"> Que prediques la palabra; que instes á tiempo y fuera de tiempo; redarguye, reprende, exhorta con toda paciencia y doctrina.</w:t>
       </w:r>
-      <w:r>
-        <w:rPr>
-          <w:lang w:val="es_ES" w:bidi="es_ES"/>
-        </w:rPr>
-      </w:r>
-      <w:r>
-        <w:rPr>
-          <w:lang w:val="es_ES" w:bidi="es_ES"/>
-        </w:rPr>
-      </w:r>
-    </w:p>
-    <w:p>
-      <w:pPr/>
-      <w:r>
-        <w:rPr>
-          <w:lang w:val="es_ES" w:bidi="es_ES"/>
-        </w:rPr>
-      </w:r>
     </w:p>
     <w:p>
       <w:pPr/>
@@ -2760,24 +1587,6 @@
         </w:rPr>
         <w:t xml:space="preserve"> Porque vendrá tiempo cuando no sufrirán la sana doctrina; antes, teniendo comezón de oir, se amontonarán maestros conforme á sus concupiscencias,</w:t>
       </w:r>
-      <w:r>
-        <w:rPr>
-          <w:lang w:val="es_ES" w:bidi="es_ES"/>
-        </w:rPr>
-      </w:r>
-      <w:r>
-        <w:rPr>
-          <w:lang w:val="es_ES" w:bidi="es_ES"/>
-        </w:rPr>
-      </w:r>
-    </w:p>
-    <w:p>
-      <w:pPr/>
-      <w:r>
-        <w:rPr>
-          <w:lang w:val="es_ES" w:bidi="es_ES"/>
-        </w:rPr>
-      </w:r>
     </w:p>
     <w:p>
       <w:pPr/>
@@ -2799,24 +1608,6 @@
         </w:rPr>
         <w:t xml:space="preserve"> Y apartarán de la verdad el oído, y se volverán á las fábulas.</w:t>
       </w:r>
-      <w:r>
-        <w:rPr>
-          <w:lang w:val="es_ES" w:bidi="es_ES"/>
-        </w:rPr>
-      </w:r>
-      <w:r>
-        <w:rPr>
-          <w:lang w:val="es_ES" w:bidi="es_ES"/>
-        </w:rPr>
-      </w:r>
-    </w:p>
-    <w:p>
-      <w:pPr/>
-      <w:r>
-        <w:rPr>
-          <w:lang w:val="es_ES" w:bidi="es_ES"/>
-        </w:rPr>
-      </w:r>
     </w:p>
     <w:p>
       <w:pPr/>
@@ -2838,24 +1629,6 @@
         </w:rPr>
         <w:t xml:space="preserve"> Pero tú vela en todo, soporta las aflicciones, haz la obra de evangelista, cumple tu ministerio.</w:t>
       </w:r>
-      <w:r>
-        <w:rPr>
-          <w:lang w:val="es_ES" w:bidi="es_ES"/>
-        </w:rPr>
-      </w:r>
-      <w:r>
-        <w:rPr>
-          <w:lang w:val="es_ES" w:bidi="es_ES"/>
-        </w:rPr>
-      </w:r>
-    </w:p>
-    <w:p>
-      <w:pPr/>
-      <w:r>
-        <w:rPr>
-          <w:lang w:val="es_ES" w:bidi="es_ES"/>
-        </w:rPr>
-      </w:r>
     </w:p>
     <w:p>
       <w:pPr/>
@@ -2877,24 +1650,6 @@
         </w:rPr>
         <w:t xml:space="preserve"> Porque yo ya estoy para ser ofrecido, y el tiempo de mi partida está cercano.</w:t>
       </w:r>
-      <w:r>
-        <w:rPr>
-          <w:lang w:val="es_ES" w:bidi="es_ES"/>
-        </w:rPr>
-      </w:r>
-      <w:r>
-        <w:rPr>
-          <w:lang w:val="es_ES" w:bidi="es_ES"/>
-        </w:rPr>
-      </w:r>
-    </w:p>
-    <w:p>
-      <w:pPr/>
-      <w:r>
-        <w:rPr>
-          <w:lang w:val="es_ES" w:bidi="es_ES"/>
-        </w:rPr>
-      </w:r>
     </w:p>
     <w:p>
       <w:pPr/>
@@ -2916,24 +1671,6 @@
         </w:rPr>
         <w:t xml:space="preserve"> He peleado la buena batalla, he acabado la carrera, he guardado la fe.</w:t>
       </w:r>
-      <w:r>
-        <w:rPr>
-          <w:lang w:val="es_ES" w:bidi="es_ES"/>
-        </w:rPr>
-      </w:r>
-      <w:r>
-        <w:rPr>
-          <w:lang w:val="es_ES" w:bidi="es_ES"/>
-        </w:rPr>
-      </w:r>
-    </w:p>
-    <w:p>
-      <w:pPr/>
-      <w:r>
-        <w:rPr>
-          <w:lang w:val="es_ES" w:bidi="es_ES"/>
-        </w:rPr>
-      </w:r>
     </w:p>
     <w:p>
       <w:pPr/>
@@ -2955,24 +1692,6 @@
         </w:rPr>
         <w:t xml:space="preserve"> Por lo demás, me está guardada la corona de justicia, la cual me dará el Señor, juez justo, en aquel día; y no sólo á mí, sino también á todos los que aman su venida.</w:t>
       </w:r>
-      <w:r>
-        <w:rPr>
-          <w:lang w:val="es_ES" w:bidi="es_ES"/>
-        </w:rPr>
-      </w:r>
-      <w:r>
-        <w:rPr>
-          <w:lang w:val="es_ES" w:bidi="es_ES"/>
-        </w:rPr>
-      </w:r>
-    </w:p>
-    <w:p>
-      <w:pPr/>
-      <w:r>
-        <w:rPr>
-          <w:lang w:val="es_ES" w:bidi="es_ES"/>
-        </w:rPr>
-      </w:r>
     </w:p>
     <w:p>
       <w:pPr/>
@@ -2994,24 +1713,6 @@
         </w:rPr>
         <w:t xml:space="preserve"> Procura venir presto á mí:</w:t>
       </w:r>
-      <w:r>
-        <w:rPr>
-          <w:lang w:val="es_ES" w:bidi="es_ES"/>
-        </w:rPr>
-      </w:r>
-      <w:r>
-        <w:rPr>
-          <w:lang w:val="es_ES" w:bidi="es_ES"/>
-        </w:rPr>
-      </w:r>
-    </w:p>
-    <w:p>
-      <w:pPr/>
-      <w:r>
-        <w:rPr>
-          <w:lang w:val="es_ES" w:bidi="es_ES"/>
-        </w:rPr>
-      </w:r>
     </w:p>
     <w:p>
       <w:pPr/>
@@ -3033,24 +1734,6 @@
         </w:rPr>
         <w:t xml:space="preserve"> Porque Demas me ha desamparado, amando este siglo, y se ha ido á Tesalónica; Crescente á Galacia, Tito á Dalmacia.</w:t>
       </w:r>
-      <w:r>
-        <w:rPr>
-          <w:lang w:val="es_ES" w:bidi="es_ES"/>
-        </w:rPr>
-      </w:r>
-      <w:r>
-        <w:rPr>
-          <w:lang w:val="es_ES" w:bidi="es_ES"/>
-        </w:rPr>
-      </w:r>
-    </w:p>
-    <w:p>
-      <w:pPr/>
-      <w:r>
-        <w:rPr>
-          <w:lang w:val="es_ES" w:bidi="es_ES"/>
-        </w:rPr>
-      </w:r>
     </w:p>
     <w:p>
       <w:pPr/>
@@ -3072,24 +1755,6 @@
         </w:rPr>
         <w:t xml:space="preserve"> Lucas solo está conmigo. Toma á Marcos, y tráele contigo; porque me es útil para el ministerio.</w:t>
       </w:r>
-      <w:r>
-        <w:rPr>
-          <w:lang w:val="es_ES" w:bidi="es_ES"/>
-        </w:rPr>
-      </w:r>
-      <w:r>
-        <w:rPr>
-          <w:lang w:val="es_ES" w:bidi="es_ES"/>
-        </w:rPr>
-      </w:r>
-    </w:p>
-    <w:p>
-      <w:pPr/>
-      <w:r>
-        <w:rPr>
-          <w:lang w:val="es_ES" w:bidi="es_ES"/>
-        </w:rPr>
-      </w:r>
     </w:p>
     <w:p>
       <w:pPr/>
@@ -3111,24 +1776,6 @@
         </w:rPr>
         <w:t xml:space="preserve"> A Tychîco envié á Efeso.</w:t>
       </w:r>
-      <w:r>
-        <w:rPr>
-          <w:lang w:val="es_ES" w:bidi="es_ES"/>
-        </w:rPr>
-      </w:r>
-      <w:r>
-        <w:rPr>
-          <w:lang w:val="es_ES" w:bidi="es_ES"/>
-        </w:rPr>
-      </w:r>
-    </w:p>
-    <w:p>
-      <w:pPr/>
-      <w:r>
-        <w:rPr>
-          <w:lang w:val="es_ES" w:bidi="es_ES"/>
-        </w:rPr>
-      </w:r>
     </w:p>
     <w:p>
       <w:pPr/>
@@ -3150,24 +1797,6 @@
         </w:rPr>
         <w:t xml:space="preserve"> Trae, cuando vinieres, el capote que dejé en Troas en casa de Carpo: y los libros, mayormente los pergaminos.</w:t>
       </w:r>
-      <w:r>
-        <w:rPr>
-          <w:lang w:val="es_ES" w:bidi="es_ES"/>
-        </w:rPr>
-      </w:r>
-      <w:r>
-        <w:rPr>
-          <w:lang w:val="es_ES" w:bidi="es_ES"/>
-        </w:rPr>
-      </w:r>
-    </w:p>
-    <w:p>
-      <w:pPr/>
-      <w:r>
-        <w:rPr>
-          <w:lang w:val="es_ES" w:bidi="es_ES"/>
-        </w:rPr>
-      </w:r>
     </w:p>
     <w:p>
       <w:pPr/>
@@ -3189,24 +1818,6 @@
         </w:rPr>
         <w:t xml:space="preserve"> Alejandro el calderero me ha causado muchos males: el Señor le pague conforme á sus hechos.</w:t>
       </w:r>
-      <w:r>
-        <w:rPr>
-          <w:lang w:val="es_ES" w:bidi="es_ES"/>
-        </w:rPr>
-      </w:r>
-      <w:r>
-        <w:rPr>
-          <w:lang w:val="es_ES" w:bidi="es_ES"/>
-        </w:rPr>
-      </w:r>
-    </w:p>
-    <w:p>
-      <w:pPr/>
-      <w:r>
-        <w:rPr>
-          <w:lang w:val="es_ES" w:bidi="es_ES"/>
-        </w:rPr>
-      </w:r>
     </w:p>
     <w:p>
       <w:pPr/>
@@ -3228,24 +1839,6 @@
         </w:rPr>
         <w:t xml:space="preserve"> Guárdate tú también de él; que en grande manera ha resistido á nuestras palabras.</w:t>
       </w:r>
-      <w:r>
-        <w:rPr>
-          <w:lang w:val="es_ES" w:bidi="es_ES"/>
-        </w:rPr>
-      </w:r>
-      <w:r>
-        <w:rPr>
-          <w:lang w:val="es_ES" w:bidi="es_ES"/>
-        </w:rPr>
-      </w:r>
-    </w:p>
-    <w:p>
-      <w:pPr/>
-      <w:r>
-        <w:rPr>
-          <w:lang w:val="es_ES" w:bidi="es_ES"/>
-        </w:rPr>
-      </w:r>
     </w:p>
     <w:p>
       <w:pPr/>
@@ -3267,24 +1860,6 @@
         </w:rPr>
         <w:t xml:space="preserve"> En mi primera defensa ninguno me ayudó, antes me desampararon todos: no les sea imputado.</w:t>
       </w:r>
-      <w:r>
-        <w:rPr>
-          <w:lang w:val="es_ES" w:bidi="es_ES"/>
-        </w:rPr>
-      </w:r>
-      <w:r>
-        <w:rPr>
-          <w:lang w:val="es_ES" w:bidi="es_ES"/>
-        </w:rPr>
-      </w:r>
-    </w:p>
-    <w:p>
-      <w:pPr/>
-      <w:r>
-        <w:rPr>
-          <w:lang w:val="es_ES" w:bidi="es_ES"/>
-        </w:rPr>
-      </w:r>
     </w:p>
     <w:p>
       <w:pPr/>
@@ -3306,24 +1881,6 @@
         </w:rPr>
         <w:t xml:space="preserve"> Mas el Señor me ayudó, y me esforzó para que por mí fuese cumplida la predicación, y todos los Gentiles oyesen; y fuí librado de la boca del león.</w:t>
       </w:r>
-      <w:r>
-        <w:rPr>
-          <w:lang w:val="es_ES" w:bidi="es_ES"/>
-        </w:rPr>
-      </w:r>
-      <w:r>
-        <w:rPr>
-          <w:lang w:val="es_ES" w:bidi="es_ES"/>
-        </w:rPr>
-      </w:r>
-    </w:p>
-    <w:p>
-      <w:pPr/>
-      <w:r>
-        <w:rPr>
-          <w:lang w:val="es_ES" w:bidi="es_ES"/>
-        </w:rPr>
-      </w:r>
     </w:p>
     <w:p>
       <w:pPr/>
@@ -3345,24 +1902,6 @@
         </w:rPr>
         <w:t xml:space="preserve"> Y el Señor me librará de toda obra mala, y me preservará para su reino celestial: al cual sea gloria por los siglos de los siglos. Amén.</w:t>
       </w:r>
-      <w:r>
-        <w:rPr>
-          <w:lang w:val="es_ES" w:bidi="es_ES"/>
-        </w:rPr>
-      </w:r>
-      <w:r>
-        <w:rPr>
-          <w:lang w:val="es_ES" w:bidi="es_ES"/>
-        </w:rPr>
-      </w:r>
-    </w:p>
-    <w:p>
-      <w:pPr/>
-      <w:r>
-        <w:rPr>
-          <w:lang w:val="es_ES" w:bidi="es_ES"/>
-        </w:rPr>
-      </w:r>
     </w:p>
     <w:p>
       <w:pPr/>
@@ -3384,24 +1923,6 @@
         </w:rPr>
         <w:t xml:space="preserve"> Saluda á Prisca y á Aquila, y á la casa de Onesíforo.</w:t>
       </w:r>
-      <w:r>
-        <w:rPr>
-          <w:lang w:val="es_ES" w:bidi="es_ES"/>
-        </w:rPr>
-      </w:r>
-      <w:r>
-        <w:rPr>
-          <w:lang w:val="es_ES" w:bidi="es_ES"/>
-        </w:rPr>
-      </w:r>
-    </w:p>
-    <w:p>
-      <w:pPr/>
-      <w:r>
-        <w:rPr>
-          <w:lang w:val="es_ES" w:bidi="es_ES"/>
-        </w:rPr>
-      </w:r>
     </w:p>
     <w:p>
       <w:pPr/>
@@ -3423,24 +1944,6 @@
         </w:rPr>
         <w:t xml:space="preserve"> Erasto se quedó en Corinto; y á Trófimo dejé en Mileto enfermo.</w:t>
       </w:r>
-      <w:r>
-        <w:rPr>
-          <w:lang w:val="es_ES" w:bidi="es_ES"/>
-        </w:rPr>
-      </w:r>
-      <w:r>
-        <w:rPr>
-          <w:lang w:val="es_ES" w:bidi="es_ES"/>
-        </w:rPr>
-      </w:r>
-    </w:p>
-    <w:p>
-      <w:pPr/>
-      <w:r>
-        <w:rPr>
-          <w:lang w:val="es_ES" w:bidi="es_ES"/>
-        </w:rPr>
-      </w:r>
     </w:p>
     <w:p>
       <w:pPr/>
@@ -3462,24 +1965,6 @@
         </w:rPr>
         <w:t xml:space="preserve"> Procura venir antes del invierno. Eubulo te saluda, y Pudente, y Lino, y Claudia, y todos los hermanos.</w:t>
       </w:r>
-      <w:r>
-        <w:rPr>
-          <w:lang w:val="es_ES" w:bidi="es_ES"/>
-        </w:rPr>
-      </w:r>
-      <w:r>
-        <w:rPr>
-          <w:lang w:val="es_ES" w:bidi="es_ES"/>
-        </w:rPr>
-      </w:r>
-    </w:p>
-    <w:p>
-      <w:pPr/>
-      <w:r>
-        <w:rPr>
-          <w:lang w:val="es_ES" w:bidi="es_ES"/>
-        </w:rPr>
-      </w:r>
     </w:p>
     <w:p>
       <w:pPr/>
@@ -3500,16 +1985,6 @@
           <w:lang w:val="es_ES" w:bidi="es_ES"/>
         </w:rPr>
         <w:t xml:space="preserve"> El Señor Jesucristo sea con tu espíritu. La gracia sea con vosotros. Amén. La segunda epístola á Timoteo, el cual fué el primer obispo ordenado en Efeso, fué escrita de Roma, cuando Pablo fué presentado la segunda vez á César Nerón.</w:t>
-      </w:r>
-      <w:r>
-        <w:rPr>
-          <w:lang w:val="es_ES" w:bidi="es_ES"/>
-        </w:rPr>
-      </w:r>
-      <w:r>
-        <w:rPr>
-          <w:lang w:val="es_ES" w:bidi="es_ES"/>
-        </w:rPr>
       </w:r>
     </w:p>
     <w:sectPr>
